--- a/tests/images/notes/Notes.docx
+++ b/tests/images/notes/Notes.docx
@@ -7,67 +7,7 @@
         <w:pStyle w:val="Title"/>
       </w:pPr>
       <w:r>
-        <w:t xml:space="preserve">Images:</w:t>
-      </w:r>
-      <w:r>
-        <w:t xml:space="preserve"> </w:t>
-      </w:r>
-      <w:r>
-        <w:t xml:space="preserve">using</w:t>
-      </w:r>
-      <w:r>
-        <w:t xml:space="preserve"> </w:t>
-      </w:r>
-      <w:r>
-        <w:t xml:space="preserve">iframe</w:t>
-      </w:r>
-      <w:r>
-        <w:t xml:space="preserve"> </w:t>
-      </w:r>
-      <w:r>
-        <w:t xml:space="preserve">and</w:t>
-      </w:r>
-      <w:r>
-        <w:t xml:space="preserve"> </w:t>
-      </w:r>
-      <w:r>
-        <w:t xml:space="preserve">alternatives</w:t>
-      </w:r>
-      <w:r>
-        <w:t xml:space="preserve"> </w:t>
-      </w:r>
-      <w:r>
-        <w:t xml:space="preserve">for</w:t>
-      </w:r>
-      <w:r>
-        <w:t xml:space="preserve"> </w:t>
-      </w:r>
-      <w:r>
-        <w:t xml:space="preserve">dynamic</w:t>
-      </w:r>
-      <w:r>
-        <w:t xml:space="preserve"> </w:t>
-      </w:r>
-      <w:r>
-        <w:t xml:space="preserve">element</w:t>
-      </w:r>
-      <w:r>
-        <w:t xml:space="preserve"> </w:t>
-      </w:r>
-      <w:r>
-        <w:t xml:space="preserve">including</w:t>
-      </w:r>
-      <w:r>
-        <w:t xml:space="preserve"> </w:t>
-      </w:r>
-      <w:r>
-        <w:t xml:space="preserve">in</w:t>
-      </w:r>
-      <w:r>
-        <w:t xml:space="preserve"> </w:t>
-      </w:r>
-      <w:r>
-        <w:t xml:space="preserve">theorems</w:t>
+        <w:t xml:space="preserve">Images: using iframe and alternatives for dynamic element including in theorems</w:t>
       </w:r>
     </w:p>
     <w:p>
@@ -75,49 +15,7 @@
         <w:pStyle w:val="Author"/>
       </w:pPr>
       <w:r>
-        <w:t xml:space="preserve">Emma</w:t>
-      </w:r>
-      <w:r>
-        <w:t xml:space="preserve"> </w:t>
-      </w:r>
-      <w:r>
-        <w:t xml:space="preserve">Cliffe,</w:t>
-      </w:r>
-      <w:r>
-        <w:t xml:space="preserve"> </w:t>
-      </w:r>
-      <w:r>
-        <w:t xml:space="preserve">Skills</w:t>
-      </w:r>
-      <w:r>
-        <w:t xml:space="preserve"> </w:t>
-      </w:r>
-      <w:r>
-        <w:t xml:space="preserve">Centre:</w:t>
-      </w:r>
-      <w:r>
-        <w:t xml:space="preserve"> </w:t>
-      </w:r>
-      <w:r>
-        <w:t xml:space="preserve">MASH,</w:t>
-      </w:r>
-      <w:r>
-        <w:t xml:space="preserve"> </w:t>
-      </w:r>
-      <w:r>
-        <w:t xml:space="preserve">University</w:t>
-      </w:r>
-      <w:r>
-        <w:t xml:space="preserve"> </w:t>
-      </w:r>
-      <w:r>
-        <w:t xml:space="preserve">of</w:t>
-      </w:r>
-      <w:r>
-        <w:t xml:space="preserve"> </w:t>
-      </w:r>
-      <w:r>
-        <w:t xml:space="preserve">Bath</w:t>
+        <w:t xml:space="preserve">Emma Cliffe, Skills Centre: MASH, University of Bath</w:t>
       </w:r>
     </w:p>
     <w:p>
@@ -125,13 +23,7 @@
         <w:pStyle w:val="Date"/>
       </w:pPr>
       <w:r>
-        <w:t xml:space="preserve">Sept</w:t>
-      </w:r>
-      <w:r>
-        <w:t xml:space="preserve"> </w:t>
-      </w:r>
-      <w:r>
-        <w:t xml:space="preserve">2023</w:t>
+        <w:t xml:space="preserve">Sept 2023</w:t>
       </w:r>
     </w:p>
     <w:sdt>
@@ -160,7 +52,7 @@
         </w:p>
       </w:sdtContent>
     </w:sdt>
-    <w:bookmarkStart w:id="25" w:name="here-is-a-figure"/>
+    <w:bookmarkStart w:id="14" w:name="here-is-a-figure"/>
     <w:p>
       <w:pPr>
         <w:pStyle w:val="Heading1"/>
@@ -178,24 +70,24 @@
           <wp:inline>
             <wp:extent cx="3566160" cy="2377440"/>
             <wp:effectExtent b="0" l="0" r="0" t="0"/>
-            <wp:docPr descr="Interactive plot of sine" title="" id="21" name="Picture"/>
+            <wp:docPr descr="Interactive plot of sine" title="" id="10" name="Picture"/>
             <a:graphic>
               <a:graphicData uri="http://schemas.openxmlformats.org/drawingml/2006/picture">
                 <pic:pic>
                   <pic:nvPicPr>
-                    <pic:cNvPr descr="./sine.svg" id="22" name="Picture"/>
+                    <pic:cNvPr descr="./sine.svg" id="11" name="Picture"/>
                     <pic:cNvPicPr>
                       <a:picLocks noChangeArrowheads="1" noChangeAspect="1"/>
                     </pic:cNvPicPr>
                   </pic:nvPicPr>
                   <pic:blipFill>
-                    <a:blip r:embed="rId23">
+                    <a:blip r:embed="rId12">
                       <a:extLst>
                         <a:ext uri="{28A0092B-C50C-407E-A947-70E740481C1C}">
                           <a14:useLocalDpi xmlns:a14="http://schemas.microsoft.com/office/drawing/2010/main" val="0"/>
                         </a:ext>
                         <a:ext uri="{96DAC541-7B7A-43D3-8B79-37D633B846F1}">
-                          <asvg:svgBlip xmlns:asvg="http://schemas.microsoft.com/office/drawing/2016/SVG/main" r:embed="rId20"/>
+                          <asvg:svgBlip xmlns:asvg="http://schemas.microsoft.com/office/drawing/2016/SVG/main" r:embed="rId9"/>
                         </a:ext>
                       </a:extLst>
                     </a:blip>
@@ -229,7 +121,7 @@
       <w:pPr>
         <w:pStyle w:val="ImageCaption"/>
       </w:pPr>
-      <w:hyperlink r:id="rId24">
+      <w:hyperlink r:id="rId13">
         <w:r>
           <w:rPr>
             <w:rStyle w:val="Hyperlink"/>
@@ -238,8 +130,8 @@
         </w:r>
       </w:hyperlink>
     </w:p>
-    <w:bookmarkEnd w:id="25"/>
-    <w:bookmarkStart w:id="31" w:name="X9a2fb9fd4ffabed5ba3e5c576673bfe2e87587c"/>
+    <w:bookmarkEnd w:id="14"/>
+    <w:bookmarkStart w:id="20" w:name="X9a2fb9fd4ffabed5ba3e5c576673bfe2e87587c"/>
     <w:p>
       <w:pPr>
         <w:pStyle w:val="Heading1"/>
@@ -253,13 +145,13 @@
         <w:pStyle w:val="FirstParagraph"/>
       </w:pPr>
     </w:p>
-    <w:bookmarkStart w:id="30" w:name="exm:unnamed-chunk-1"/>
+    <w:bookmarkStart w:id="19" w:name="exm:unnamed-chunk-1"/>
     <w:p>
       <w:pPr>
         <w:pStyle w:val="ExampleStyle"/>
       </w:pPr>
-      <w:bookmarkStart w:id="26" w:name="exm:unnamed-chunk-1"/>
-      <w:bookmarkEnd w:id="26"/>
+      <w:bookmarkStart w:id="15" w:name="exm:unnamed-chunk-1"/>
+      <w:bookmarkEnd w:id="15"/>
       <w:r>
         <w:rPr>
           <w:rStyle w:val="NameStyle"/>
@@ -290,24 +182,24 @@
           <wp:inline>
             <wp:extent cx="3566160" cy="2377440"/>
             <wp:effectExtent b="0" l="0" r="0" t="0"/>
-            <wp:docPr descr="Interactive plot of sine" title="" id="27" name="Picture"/>
+            <wp:docPr descr="Interactive plot of sine" title="" id="16" name="Picture"/>
             <a:graphic>
               <a:graphicData uri="http://schemas.openxmlformats.org/drawingml/2006/picture">
                 <pic:pic>
                   <pic:nvPicPr>
-                    <pic:cNvPr descr="./sine.svg" id="28" name="Picture"/>
+                    <pic:cNvPr descr="./sine.svg" id="17" name="Picture"/>
                     <pic:cNvPicPr>
                       <a:picLocks noChangeArrowheads="1" noChangeAspect="1"/>
                     </pic:cNvPicPr>
                   </pic:nvPicPr>
                   <pic:blipFill>
-                    <a:blip r:embed="rId29">
+                    <a:blip r:embed="rId18">
                       <a:extLst>
                         <a:ext uri="{28A0092B-C50C-407E-A947-70E740481C1C}">
                           <a14:useLocalDpi xmlns:a14="http://schemas.microsoft.com/office/drawing/2010/main" val="0"/>
                         </a:ext>
                         <a:ext uri="{96DAC541-7B7A-43D3-8B79-37D633B846F1}">
-                          <asvg:svgBlip xmlns:asvg="http://schemas.microsoft.com/office/drawing/2016/SVG/main" r:embed="rId20"/>
+                          <asvg:svgBlip xmlns:asvg="http://schemas.microsoft.com/office/drawing/2016/SVG/main" r:embed="rId9"/>
                         </a:ext>
                       </a:extLst>
                     </a:blip>
@@ -341,7 +233,7 @@
       <w:pPr>
         <w:pStyle w:val="ImageCaption"/>
       </w:pPr>
-      <w:hyperlink r:id="rId24">
+      <w:hyperlink r:id="rId13">
         <w:r>
           <w:rPr>
             <w:rStyle w:val="Hyperlink"/>
@@ -358,9 +250,9 @@
         <w:t xml:space="preserve">This is some text below. A bug sometimes means this disappears but I cannot replicate in a clean document.</w:t>
       </w:r>
     </w:p>
-    <w:bookmarkEnd w:id="30"/>
-    <w:bookmarkEnd w:id="31"/>
-    <w:bookmarkStart w:id="35" w:name="Xc9cd82723d42774b05902fcea8575df5a3c6b47"/>
+    <w:bookmarkEnd w:id="19"/>
+    <w:bookmarkEnd w:id="20"/>
+    <w:bookmarkStart w:id="24" w:name="Xc9cd82723d42774b05902fcea8575df5a3c6b47"/>
     <w:p>
       <w:pPr>
         <w:pStyle w:val="Heading1"/>
@@ -414,24 +306,24 @@
           <wp:inline>
             <wp:extent cx="3566160" cy="2377440"/>
             <wp:effectExtent b="0" l="0" r="0" t="0"/>
-            <wp:docPr descr="Interactive plot of sine" title="" id="32" name="Picture"/>
+            <wp:docPr descr="Interactive plot of sine" title="" id="21" name="Picture"/>
             <a:graphic>
               <a:graphicData uri="http://schemas.openxmlformats.org/drawingml/2006/picture">
                 <pic:pic>
                   <pic:nvPicPr>
-                    <pic:cNvPr descr="./sine.svg" id="33" name="Picture"/>
+                    <pic:cNvPr descr="./sine.svg" id="22" name="Picture"/>
                     <pic:cNvPicPr>
                       <a:picLocks noChangeArrowheads="1" noChangeAspect="1"/>
                     </pic:cNvPicPr>
                   </pic:nvPicPr>
                   <pic:blipFill>
-                    <a:blip r:embed="rId34">
+                    <a:blip r:embed="rId23">
                       <a:extLst>
                         <a:ext uri="{28A0092B-C50C-407E-A947-70E740481C1C}">
                           <a14:useLocalDpi xmlns:a14="http://schemas.microsoft.com/office/drawing/2010/main" val="0"/>
                         </a:ext>
                         <a:ext uri="{96DAC541-7B7A-43D3-8B79-37D633B846F1}">
-                          <asvg:svgBlip xmlns:asvg="http://schemas.microsoft.com/office/drawing/2016/SVG/main" r:embed="rId20"/>
+                          <asvg:svgBlip xmlns:asvg="http://schemas.microsoft.com/office/drawing/2016/SVG/main" r:embed="rId9"/>
                         </a:ext>
                       </a:extLst>
                     </a:blip>
@@ -465,7 +357,7 @@
       <w:pPr>
         <w:pStyle w:val="ImageCaption"/>
       </w:pPr>
-      <w:hyperlink r:id="rId24">
+      <w:hyperlink r:id="rId13">
         <w:r>
           <w:rPr>
             <w:rStyle w:val="Hyperlink"/>
@@ -482,7 +374,7 @@
         <w:t xml:space="preserve">This is some text below. A bug sometimes means this disappears but I cannot replicate in a clean document.</w:t>
       </w:r>
     </w:p>
-    <w:bookmarkEnd w:id="35"/>
+    <w:bookmarkEnd w:id="24"/>
     <w:sectPr>
       <w:pgSz w:h="15840" w:w="12240"/>
       <w:pgMar w:bottom="1440" w:footer="720" w:gutter="0" w:header="720" w:left="1440" w:right="1440" w:top="1440"/>
@@ -1178,14 +1070,14 @@
     </w:lvl>
   </w:abstractNum>
   <w:abstractNum w:abstractNumId="990">
-    <w:nsid w:val="A990"/>
+    <w:nsid w:val="0000A990"/>
     <w:multiLevelType w:val="multilevel"/>
     <w:lvl w:ilvl="0">
       <w:numFmt w:val="bullet"/>
       <w:lvlText w:val=" "/>
       <w:lvlJc w:val="left"/>
       <w:pPr>
-        <w:ind w:left="720" w:hanging="480"/>
+        <w:ind w:left="720" w:hanging="360"/>
       </w:pPr>
     </w:lvl>
     <w:lvl w:ilvl="1">
@@ -1193,7 +1085,7 @@
       <w:lvlText w:val=" "/>
       <w:lvlJc w:val="left"/>
       <w:pPr>
-        <w:ind w:left="1440" w:hanging="480"/>
+        <w:ind w:left="1440" w:hanging="360"/>
       </w:pPr>
     </w:lvl>
     <w:lvl w:ilvl="2">
@@ -1201,7 +1093,7 @@
       <w:lvlText w:val=" "/>
       <w:lvlJc w:val="left"/>
       <w:pPr>
-        <w:ind w:left="2160" w:hanging="480"/>
+        <w:ind w:left="2160" w:hanging="360"/>
       </w:pPr>
     </w:lvl>
     <w:lvl w:ilvl="3">
@@ -1209,7 +1101,7 @@
       <w:lvlText w:val=" "/>
       <w:lvlJc w:val="left"/>
       <w:pPr>
-        <w:ind w:left="2880" w:hanging="480"/>
+        <w:ind w:left="2880" w:hanging="360"/>
       </w:pPr>
     </w:lvl>
     <w:lvl w:ilvl="4">
@@ -1217,7 +1109,7 @@
       <w:lvlText w:val=" "/>
       <w:lvlJc w:val="left"/>
       <w:pPr>
-        <w:ind w:left="3600" w:hanging="480"/>
+        <w:ind w:left="3600" w:hanging="360"/>
       </w:pPr>
     </w:lvl>
     <w:lvl w:ilvl="5">
@@ -1225,7 +1117,7 @@
       <w:lvlText w:val=" "/>
       <w:lvlJc w:val="left"/>
       <w:pPr>
-        <w:ind w:left="4320" w:hanging="480"/>
+        <w:ind w:left="4320" w:hanging="360"/>
       </w:pPr>
     </w:lvl>
     <w:lvl w:ilvl="6">
@@ -1233,7 +1125,7 @@
       <w:lvlText w:val=" "/>
       <w:lvlJc w:val="left"/>
       <w:pPr>
-        <w:ind w:left="5040" w:hanging="480"/>
+        <w:ind w:left="5040" w:hanging="360"/>
       </w:pPr>
     </w:lvl>
     <w:lvl w:ilvl="7">
@@ -1241,7 +1133,7 @@
       <w:lvlText w:val=" "/>
       <w:lvlJc w:val="left"/>
       <w:pPr>
-        <w:ind w:left="5760" w:hanging="480"/>
+        <w:ind w:left="5760" w:hanging="360"/>
       </w:pPr>
     </w:lvl>
     <w:lvl w:ilvl="8">
@@ -1249,7 +1141,7 @@
       <w:lvlText w:val=" "/>
       <w:lvlJc w:val="left"/>
       <w:pPr>
-        <w:ind w:left="6480" w:hanging="480"/>
+        <w:ind w:left="6480" w:hanging="360"/>
       </w:pPr>
     </w:lvl>
   </w:abstractNum>
